--- a/gbakkk5951杂题集/强化邮局选址/强化邮局选址.docx
+++ b/gbakkk5951杂题集/强化邮局选址/强化邮局选址.docx
@@ -292,18 +292,31 @@
           <w:szCs w:val="24"/>
           <w:lang w:val="en-US" w:eastAsia="zh-CN"/>
         </w:rPr>
-        <w:t>一个整数</w:t>
-      </w:r>
-      <w:r>
-        <w:rPr>
-          <w:rFonts w:hint="eastAsia"/>
-          <w:b w:val="0"/>
-          <w:bCs w:val="0"/>
-          <w:sz w:val="24"/>
-          <w:szCs w:val="24"/>
-          <w:lang w:val="en-US" w:eastAsia="zh-CN"/>
-        </w:rPr>
-        <w:t>房屋到关联邮局的距离和最小值</w:t>
+        <w:t>一个整数所有</w:t>
+      </w:r>
+      <w:r>
+        <w:rPr>
+          <w:rFonts w:hint="eastAsia"/>
+          <w:b w:val="0"/>
+          <w:bCs w:val="0"/>
+          <w:sz w:val="24"/>
+          <w:szCs w:val="24"/>
+          <w:lang w:val="en-US" w:eastAsia="zh-CN"/>
+        </w:rPr>
+        <w:t>房屋到关联邮局的距离和的</w:t>
+      </w:r>
+      <w:bookmarkStart w:id="9" w:name="_GoBack"/>
+      <w:bookmarkEnd w:id="9"/>
+      <w:r>
+        <w:rPr>
+          <w:rFonts w:hint="eastAsia"/>
+          <w:b w:val="0"/>
+          <w:bCs w:val="0"/>
+          <w:sz w:val="24"/>
+          <w:szCs w:val="24"/>
+          <w:lang w:val="en-US" w:eastAsia="zh-CN"/>
+        </w:rPr>
+        <w:t>最小值</w:t>
       </w:r>
       <w:r>
         <w:rPr>
@@ -530,7 +543,6 @@
         </w:rPr>
       </w:pPr>
       <w:bookmarkStart w:id="8" w:name="OLE_LINK8"/>
-      <w:bookmarkStart w:id="9" w:name="_GoBack"/>
       <w:r>
         <w:rPr>
           <w:rFonts w:hint="eastAsia"/>
@@ -542,7 +554,6 @@
         </w:rPr>
         <w:t>1&lt;=N&lt;=2000 ; 1&lt;= M&lt;=min(1000,N) ; 0&lt;= Xi &lt;=1,0000,0000 ;</w:t>
       </w:r>
-      <w:bookmarkEnd w:id="9"/>
     </w:p>
     <w:bookmarkEnd w:id="8"/>
     <w:p/>
@@ -665,11 +676,11 @@
     <w:lsdException w:unhideWhenUsed="0" w:uiPriority="0" w:semiHidden="0" w:name="HTML Code"/>
     <w:lsdException w:unhideWhenUsed="0" w:uiPriority="0" w:semiHidden="0" w:name="HTML Definition"/>
     <w:lsdException w:unhideWhenUsed="0" w:uiPriority="0" w:semiHidden="0" w:name="HTML Keyboard"/>
-    <w:lsdException w:unhideWhenUsed="0" w:uiPriority="0" w:semiHidden="0" w:name="HTML Preformatted"/>
+    <w:lsdException w:qFormat="1" w:unhideWhenUsed="0" w:uiPriority="0" w:semiHidden="0" w:name="HTML Preformatted"/>
     <w:lsdException w:unhideWhenUsed="0" w:uiPriority="0" w:semiHidden="0" w:name="HTML Sample"/>
     <w:lsdException w:unhideWhenUsed="0" w:uiPriority="0" w:semiHidden="0" w:name="HTML Typewriter"/>
     <w:lsdException w:unhideWhenUsed="0" w:uiPriority="0" w:semiHidden="0" w:name="HTML Variable"/>
-    <w:lsdException w:unhideWhenUsed="0" w:uiPriority="0" w:name="Normal Table"/>
+    <w:lsdException w:qFormat="1" w:unhideWhenUsed="0" w:uiPriority="0" w:name="Normal Table"/>
     <w:lsdException w:unhideWhenUsed="0" w:uiPriority="0" w:semiHidden="0" w:name="annotation subject"/>
     <w:lsdException w:unhideWhenUsed="0" w:uiPriority="0" w:semiHidden="0" w:name="Table Simple 1"/>
     <w:lsdException w:unhideWhenUsed="0" w:uiPriority="0" w:semiHidden="0" w:name="Table Simple 2"/>
@@ -839,6 +850,7 @@
   <w:style w:type="table" w:default="1" w:styleId="4">
     <w:name w:val="Normal Table"/>
     <w:semiHidden/>
+    <w:qFormat/>
     <w:uiPriority w:val="0"/>
     <w:tblPr>
       <w:tblLayout w:type="fixed"/>
@@ -853,6 +865,7 @@
   <w:style w:type="paragraph" w:styleId="2">
     <w:name w:val="HTML Preformatted"/>
     <w:basedOn w:val="1"/>
+    <w:qFormat/>
     <w:uiPriority w:val="0"/>
     <w:pPr>
       <w:tabs>
